--- a/Triggers_task.docx
+++ b/Triggers_task.docx
@@ -18,129 +18,109 @@
       </w:r>
       <w:r>
         <w:rPr>
+          <w:sz w:val="32"/>
+          <w:szCs w:val="32"/>
+          <w:u w:val="single"/>
+        </w:rPr>
+        <w:t>TASK</w:t>
+      </w:r>
+    </w:p>
+    <w:p>
+      <w:pPr>
+        <w:rPr>
+          <w:sz w:val="32"/>
+          <w:szCs w:val="32"/>
+        </w:rPr>
+      </w:pPr>
+      <w:r>
+        <w:rPr>
+          <w:sz w:val="32"/>
+          <w:szCs w:val="32"/>
+        </w:rPr>
+        <w:t xml:space="preserve">complete your task of adding orders table and logs table and add an </w:t>
+      </w:r>
+      <w:proofErr w:type="gramStart"/>
+      <w:r>
+        <w:rPr>
+          <w:sz w:val="32"/>
+          <w:szCs w:val="32"/>
+        </w:rPr>
+        <w:t>after insert</w:t>
+      </w:r>
+      <w:proofErr w:type="gramEnd"/>
+      <w:r>
+        <w:rPr>
+          <w:sz w:val="32"/>
+          <w:szCs w:val="32"/>
+        </w:rPr>
+        <w:t xml:space="preserve"> trigger to your orders table </w:t>
+      </w:r>
+      <w:proofErr w:type="gramStart"/>
+      <w:r>
+        <w:rPr>
+          <w:sz w:val="32"/>
+          <w:szCs w:val="32"/>
+        </w:rPr>
+        <w:t>where</w:t>
+      </w:r>
+      <w:proofErr w:type="gramEnd"/>
+      <w:r>
+        <w:rPr>
+          <w:sz w:val="32"/>
+          <w:szCs w:val="32"/>
+        </w:rPr>
+        <w:t> </w:t>
+      </w:r>
+    </w:p>
+    <w:p>
+      <w:pPr>
+        <w:rPr>
+          <w:sz w:val="32"/>
+          <w:szCs w:val="32"/>
+        </w:rPr>
+      </w:pPr>
+      <w:r>
+        <w:rPr>
+          <w:sz w:val="32"/>
+          <w:szCs w:val="32"/>
+        </w:rPr>
+        <w:t xml:space="preserve">After inserting a new </w:t>
+      </w:r>
+      <w:proofErr w:type="gramStart"/>
+      <w:r>
+        <w:rPr>
+          <w:sz w:val="32"/>
+          <w:szCs w:val="32"/>
+        </w:rPr>
+        <w:t>record</w:t>
+      </w:r>
+      <w:proofErr w:type="gramEnd"/>
+      <w:r>
+        <w:rPr>
+          <w:sz w:val="32"/>
+          <w:szCs w:val="32"/>
+        </w:rPr>
+        <w:t xml:space="preserve"> you should create a new log in logs table</w:t>
+      </w:r>
+    </w:p>
+    <w:p>
+      <w:pPr>
+        <w:rPr>
           <w:b/>
           <w:bCs/>
           <w:sz w:val="32"/>
           <w:szCs w:val="32"/>
-          <w:u w:val="single"/>
-        </w:rPr>
-        <w:t>TASK</w:t>
-      </w:r>
-    </w:p>
-    <w:p>
-      <w:pPr>
-        <w:rPr>
-          <w:sz w:val="32"/>
-          <w:szCs w:val="32"/>
-        </w:rPr>
-      </w:pPr>
-      <w:r>
+        </w:rPr>
+      </w:pPr>
+    </w:p>
+    <w:p>
+      <w:pPr>
         <w:rPr>
           <w:b/>
           <w:bCs/>
           <w:sz w:val="32"/>
           <w:szCs w:val="32"/>
         </w:rPr>
-        <w:t xml:space="preserve">complete your task of adding orders table and logs table and add an </w:t>
-      </w:r>
-      <w:proofErr w:type="gramStart"/>
-      <w:r>
-        <w:rPr>
-          <w:b/>
-          <w:bCs/>
-          <w:sz w:val="32"/>
-          <w:szCs w:val="32"/>
-        </w:rPr>
-        <w:t>after insert</w:t>
-      </w:r>
-      <w:proofErr w:type="gramEnd"/>
-      <w:r>
-        <w:rPr>
-          <w:b/>
-          <w:bCs/>
-          <w:sz w:val="32"/>
-          <w:szCs w:val="32"/>
-        </w:rPr>
-        <w:t xml:space="preserve"> trigger to your orders table </w:t>
-      </w:r>
-      <w:proofErr w:type="gramStart"/>
-      <w:r>
-        <w:rPr>
-          <w:b/>
-          <w:bCs/>
-          <w:sz w:val="32"/>
-          <w:szCs w:val="32"/>
-        </w:rPr>
-        <w:t>where</w:t>
-      </w:r>
-      <w:proofErr w:type="gramEnd"/>
-      <w:r>
-        <w:rPr>
-          <w:b/>
-          <w:bCs/>
-          <w:sz w:val="32"/>
-          <w:szCs w:val="32"/>
-        </w:rPr>
-        <w:t> </w:t>
-      </w:r>
-    </w:p>
-    <w:p>
-      <w:pPr>
-        <w:rPr>
-          <w:b/>
-          <w:bCs/>
-          <w:sz w:val="32"/>
-          <w:szCs w:val="32"/>
-        </w:rPr>
-      </w:pPr>
-      <w:r>
-        <w:rPr>
-          <w:b/>
-          <w:bCs/>
-          <w:sz w:val="32"/>
-          <w:szCs w:val="32"/>
-        </w:rPr>
-        <w:t xml:space="preserve">After inserting a new </w:t>
-      </w:r>
-      <w:proofErr w:type="gramStart"/>
-      <w:r>
-        <w:rPr>
-          <w:b/>
-          <w:bCs/>
-          <w:sz w:val="32"/>
-          <w:szCs w:val="32"/>
-        </w:rPr>
-        <w:t>record</w:t>
-      </w:r>
-      <w:proofErr w:type="gramEnd"/>
-      <w:r>
-        <w:rPr>
-          <w:b/>
-          <w:bCs/>
-          <w:sz w:val="32"/>
-          <w:szCs w:val="32"/>
-        </w:rPr>
-        <w:t xml:space="preserve"> you should create a new log in logs table</w:t>
-      </w:r>
-    </w:p>
-    <w:p>
-      <w:pPr>
-        <w:rPr>
-          <w:b/>
-          <w:bCs/>
-          <w:sz w:val="32"/>
-          <w:szCs w:val="32"/>
-        </w:rPr>
-      </w:pPr>
-    </w:p>
-    <w:p>
-      <w:pPr>
-        <w:rPr>
-          <w:b/>
-          <w:bCs/>
-          <w:sz w:val="32"/>
-          <w:szCs w:val="32"/>
-        </w:rPr>
       </w:pPr>
     </w:p>
     <w:p>
@@ -694,22 +674,22 @@
           <w:sz w:val="32"/>
           <w:szCs w:val="32"/>
         </w:rPr>
+        <w:t>(1, 'Alice', 100, '2023-01-01'),</w:t>
+      </w:r>
+    </w:p>
+    <w:p>
+      <w:pPr>
+        <w:rPr>
+          <w:sz w:val="32"/>
+          <w:szCs w:val="32"/>
+        </w:rPr>
+      </w:pPr>
+      <w:r>
+        <w:rPr>
+          <w:sz w:val="32"/>
+          <w:szCs w:val="32"/>
+        </w:rPr>
         <w:lastRenderedPageBreak/>
-        <w:t>(1, 'Alice', 100, '2023-01-01'),</w:t>
-      </w:r>
-    </w:p>
-    <w:p>
-      <w:pPr>
-        <w:rPr>
-          <w:sz w:val="32"/>
-          <w:szCs w:val="32"/>
-        </w:rPr>
-      </w:pPr>
-      <w:r>
-        <w:rPr>
-          <w:sz w:val="32"/>
-          <w:szCs w:val="32"/>
-        </w:rPr>
         <w:t>(2, 'Alice', 200, '2023-01-02'),</w:t>
       </w:r>
     </w:p>
@@ -1191,22 +1171,22 @@
           <w:sz w:val="32"/>
           <w:szCs w:val="32"/>
         </w:rPr>
+        <w:t xml:space="preserve"> insert into orders values(7,'ellie',300,'2024-01-09');</w:t>
+      </w:r>
+    </w:p>
+    <w:p>
+      <w:pPr>
+        <w:rPr>
+          <w:sz w:val="32"/>
+          <w:szCs w:val="32"/>
+        </w:rPr>
+      </w:pPr>
+      <w:r>
+        <w:rPr>
+          <w:sz w:val="32"/>
+          <w:szCs w:val="32"/>
+        </w:rPr>
         <w:lastRenderedPageBreak/>
-        <w:t xml:space="preserve"> insert into orders values(7,'ellie',300,'2024-01-09');</w:t>
-      </w:r>
-    </w:p>
-    <w:p>
-      <w:pPr>
-        <w:rPr>
-          <w:sz w:val="32"/>
-          <w:szCs w:val="32"/>
-        </w:rPr>
-      </w:pPr>
-      <w:r>
-        <w:rPr>
-          <w:sz w:val="32"/>
-          <w:szCs w:val="32"/>
-        </w:rPr>
         <w:t xml:space="preserve">select * from </w:t>
       </w:r>
       <w:proofErr w:type="spellStart"/>
